--- a/homework/hw-04.docx
+++ b/homework/hw-04.docx
@@ -455,13 +455,13 @@
       </w:r>
     </w:p>
     <w:bookmarkEnd w:id="22"/>
-    <w:bookmarkStart w:id="23" w:name="X69d563e8bc228d9ba37d91c0d965b7772c0c82d"/>
+    <w:bookmarkStart w:id="23" w:name="part-4-build-a-sampling-distribution"/>
     <w:p>
       <w:pPr>
         <w:pStyle w:val="Heading2"/>
       </w:pPr>
       <w:r>
-        <w:t xml:space="preserve">Part 4: Build a Sampling Distribution (new this year)</w:t>
+        <w:t xml:space="preserve">Part 4: Build a Sampling Distribution</w:t>
       </w:r>
     </w:p>
     <w:p>
@@ -842,13 +842,13 @@
       </w:r>
     </w:p>
     <w:bookmarkEnd w:id="23"/>
-    <w:bookmarkStart w:id="24" w:name="X8ae98bf511bc5637d5db7a1e38cb1dcb3893880"/>
+    <w:bookmarkStart w:id="24" w:name="X7bbfbe557c2dce6bb4675691f0a74902331a0c2"/>
     <w:p>
       <w:pPr>
         <w:pStyle w:val="Heading2"/>
       </w:pPr>
       <w:r>
-        <w:t xml:space="preserve">Part 5: Real Data — The CLT with Chicago Arrests (new this year)</w:t>
+        <w:t xml:space="preserve">Part 5: Real Data — The CLT with Chicago Arrests</w:t>
       </w:r>
     </w:p>
     <w:p>

--- a/homework/hw-04.docx
+++ b/homework/hw-04.docx
@@ -15,7 +15,7 @@
         <w:pStyle w:val="Subtitle"/>
       </w:pPr>
       <w:r>
-        <w:t xml:space="preserve">CRJU 705 · due before noon Tuesday ahead of Session 5</w:t>
+        <w:t xml:space="preserve">CRJU 705 · due by 11:59 pm Sunday ahead of Session 5</w:t>
       </w:r>
     </w:p>
     <w:p>

--- a/homework/hw-04.docx
+++ b/homework/hw-04.docx
@@ -1030,6 +1030,269 @@
       </w:r>
     </w:p>
     <w:bookmarkEnd w:id="24"/>
+    <w:bookmarkStart w:id="27" w:name="part-6-r4ds-exercises-required"/>
+    <w:p>
+      <w:pPr>
+        <w:pStyle w:val="Heading2"/>
+      </w:pPr>
+      <w:r>
+        <w:t xml:space="preserve">Part 6: R4DS Exercises (required)</w:t>
+      </w:r>
+    </w:p>
+    <w:p>
+      <w:pPr>
+        <w:pStyle w:val="FirstParagraph"/>
+      </w:pPr>
+      <w:r>
+        <w:t xml:space="preserve">From your R4DS reading for Session 5 —</w:t>
+      </w:r>
+      <w:r>
+        <w:t xml:space="preserve"> </w:t>
+      </w:r>
+      <w:hyperlink r:id="rId25">
+        <w:r>
+          <w:rPr>
+            <w:rStyle w:val="Hyperlink"/>
+            <w:b/>
+            <w:bCs/>
+          </w:rPr>
+          <w:t xml:space="preserve">Ch. 7</w:t>
+        </w:r>
+      </w:hyperlink>
+      <w:r>
+        <w:t xml:space="preserve"> </w:t>
+      </w:r>
+      <w:r>
+        <w:t xml:space="preserve">and</w:t>
+      </w:r>
+      <w:r>
+        <w:t xml:space="preserve"> </w:t>
+      </w:r>
+      <w:hyperlink r:id="rId26">
+        <w:r>
+          <w:rPr>
+            <w:rStyle w:val="Hyperlink"/>
+            <w:b/>
+            <w:bCs/>
+          </w:rPr>
+          <w:t xml:space="preserve">Ch. 8</w:t>
+        </w:r>
+      </w:hyperlink>
+      <w:r>
+        <w:t xml:space="preserve">. All of these are from</w:t>
+      </w:r>
+      <w:r>
+        <w:t xml:space="preserve"> </w:t>
+      </w:r>
+      <w:r>
+        <w:rPr>
+          <w:b/>
+          <w:bCs/>
+        </w:rPr>
+        <w:t xml:space="preserve">7.2.4</w:t>
+      </w:r>
+      <w:r>
+        <w:t xml:space="preserve">, and every one is a problem you will actually hit with real data.</w:t>
+      </w:r>
+    </w:p>
+    <w:p>
+      <w:pPr>
+        <w:pStyle w:val="BodyText"/>
+      </w:pPr>
+      <w:r>
+        <w:t xml:space="preserve">Work these in the</w:t>
+      </w:r>
+      <w:r>
+        <w:t xml:space="preserve"> </w:t>
+      </w:r>
+      <w:r>
+        <w:rPr>
+          <w:b/>
+          <w:bCs/>
+        </w:rPr>
+        <w:t xml:space="preserve">same</w:t>
+      </w:r>
+      <w:r>
+        <w:rPr>
+          <w:b/>
+          <w:bCs/>
+        </w:rPr>
+        <w:t xml:space="preserve"> </w:t>
+      </w:r>
+      <w:r>
+        <w:rPr>
+          <w:rStyle w:val="VerbatimChar"/>
+          <w:b/>
+          <w:bCs/>
+        </w:rPr>
+        <w:t xml:space="preserve">.R</w:t>
+      </w:r>
+      <w:r>
+        <w:rPr>
+          <w:b/>
+          <w:bCs/>
+        </w:rPr>
+        <w:t xml:space="preserve"> </w:t>
+      </w:r>
+      <w:r>
+        <w:rPr>
+          <w:b/>
+          <w:bCs/>
+        </w:rPr>
+        <w:t xml:space="preserve">script</w:t>
+      </w:r>
+      <w:r>
+        <w:t xml:space="preserve">, under a</w:t>
+      </w:r>
+      <w:r>
+        <w:t xml:space="preserve"> </w:t>
+      </w:r>
+      <w:r>
+        <w:rPr>
+          <w:rStyle w:val="VerbatimChar"/>
+        </w:rPr>
+        <w:t xml:space="preserve"># ---- R4DS ----</w:t>
+      </w:r>
+      <w:r>
+        <w:t xml:space="preserve"> </w:t>
+      </w:r>
+      <w:r>
+        <w:t xml:space="preserve">header.</w:t>
+      </w:r>
+    </w:p>
+    <w:p>
+      <w:pPr>
+        <w:pStyle w:val="Compact"/>
+        <w:numPr>
+          <w:ilvl w:val="0"/>
+          <w:numId w:val="1006"/>
+        </w:numPr>
+      </w:pPr>
+      <w:r>
+        <w:rPr>
+          <w:b/>
+          <w:bCs/>
+        </w:rPr>
+        <w:t xml:space="preserve">7.2.4</w:t>
+      </w:r>
+      <w:r>
+        <w:t xml:space="preserve"> </w:t>
+      </w:r>
+      <w:r>
+        <w:t xml:space="preserve">#1 — what reads a</w:t>
+      </w:r>
+      <w:r>
+        <w:t xml:space="preserve"> </w:t>
+      </w:r>
+      <w:r>
+        <w:rPr>
+          <w:rStyle w:val="VerbatimChar"/>
+        </w:rPr>
+        <w:t xml:space="preserve">|</w:t>
+      </w:r>
+      <w:r>
+        <w:t xml:space="preserve">-separated file?</w:t>
+      </w:r>
+    </w:p>
+    <w:p>
+      <w:pPr>
+        <w:pStyle w:val="Compact"/>
+        <w:numPr>
+          <w:ilvl w:val="0"/>
+          <w:numId w:val="1006"/>
+        </w:numPr>
+      </w:pPr>
+      <w:r>
+        <w:rPr>
+          <w:b/>
+          <w:bCs/>
+        </w:rPr>
+        <w:t xml:space="preserve">7.2.4</w:t>
+      </w:r>
+      <w:r>
+        <w:t xml:space="preserve"> </w:t>
+      </w:r>
+      <w:r>
+        <w:t xml:space="preserve">#4 — strings quoted with</w:t>
+      </w:r>
+      <w:r>
+        <w:t xml:space="preserve"> </w:t>
+      </w:r>
+      <w:r>
+        <w:rPr>
+          <w:rStyle w:val="VerbatimChar"/>
+        </w:rPr>
+        <w:t xml:space="preserve">'</w:t>
+      </w:r>
+      <w:r>
+        <w:t xml:space="preserve"> </w:t>
+      </w:r>
+      <w:r>
+        <w:t xml:space="preserve">instead of</w:t>
+      </w:r>
+      <w:r>
+        <w:t xml:space="preserve"> </w:t>
+      </w:r>
+      <w:r>
+        <w:rPr>
+          <w:rStyle w:val="VerbatimChar"/>
+        </w:rPr>
+        <w:t xml:space="preserve">"</w:t>
+      </w:r>
+    </w:p>
+    <w:p>
+      <w:pPr>
+        <w:pStyle w:val="Compact"/>
+        <w:numPr>
+          <w:ilvl w:val="0"/>
+          <w:numId w:val="1006"/>
+        </w:numPr>
+      </w:pPr>
+      <w:r>
+        <w:rPr>
+          <w:b/>
+          <w:bCs/>
+        </w:rPr>
+        <w:t xml:space="preserve">7.2.4</w:t>
+      </w:r>
+      <w:r>
+        <w:t xml:space="preserve"> </w:t>
+      </w:r>
+      <w:r>
+        <w:t xml:space="preserve">#5 — five broken inline CSVs; say what goes wrong in each (the single most useful import exercise in the book)</w:t>
+      </w:r>
+    </w:p>
+    <w:p>
+      <w:pPr>
+        <w:pStyle w:val="Compact"/>
+        <w:numPr>
+          <w:ilvl w:val="0"/>
+          <w:numId w:val="1006"/>
+        </w:numPr>
+      </w:pPr>
+      <w:r>
+        <w:rPr>
+          <w:b/>
+          <w:bCs/>
+        </w:rPr>
+        <w:t xml:space="preserve">7.2.4</w:t>
+      </w:r>
+      <w:r>
+        <w:t xml:space="preserve"> </w:t>
+      </w:r>
+      <w:r>
+        <w:t xml:space="preserve">#6 — column names R hates, and how to rename them</w:t>
+      </w:r>
+    </w:p>
+    <w:p>
+      <w:pPr>
+        <w:pStyle w:val="FirstParagraph"/>
+      </w:pPr>
+      <w:r>
+        <w:t xml:space="preserve">Ch. 8 has no exercises. Its payoff is the reprex habit — read it before you email me a bug.</w:t>
+      </w:r>
+    </w:p>
+    <w:bookmarkEnd w:id="27"/>
     <w:sectPr>
       <w:footnotePr>
         <w:numRestart w:val="eachSect"/>
@@ -1565,6 +1828,109 @@
       </w:pPr>
     </w:lvl>
   </w:abstractNum>
+  <w:abstractNum w:abstractNumId="991">
+    <w:nsid w:val="0000A991"/>
+    <w:multiLevelType w:val="multilevel"/>
+    <w:lvl w:ilvl="0">
+      <w:numFmt w:val="bullet"/>
+      <w:lvlText w:val=""/>
+      <w:lvlJc w:val="left"/>
+      <w:pPr>
+        <w:ind w:left="720" w:hanging="360"/>
+      </w:pPr>
+      <w:rPr>
+        <w:rFonts w:ascii="Symbol" w:hAnsi="Symbol" w:cs="Symbol" w:hint="default"/>
+      </w:rPr>
+    </w:lvl>
+    <w:lvl w:ilvl="1">
+      <w:numFmt w:val="bullet"/>
+      <w:lvlText w:val="o"/>
+      <w:lvlJc w:val="left"/>
+      <w:pPr>
+        <w:ind w:left="1440" w:hanging="360"/>
+      </w:pPr>
+      <w:rPr>
+        <w:rFonts w:ascii="Courier New" w:hAnsi="Courier New" w:cs="Courier New" w:hint="default"/>
+      </w:rPr>
+    </w:lvl>
+    <w:lvl w:ilvl="2">
+      <w:numFmt w:val="bullet"/>
+      <w:lvlText w:val=""/>
+      <w:lvlJc w:val="left"/>
+      <w:pPr>
+        <w:ind w:left="2160" w:hanging="360"/>
+      </w:pPr>
+      <w:rPr>
+        <w:rFonts w:ascii="Wingdings" w:hAnsi="Wingdings" w:cs="Wingdings" w:hint="default"/>
+      </w:rPr>
+    </w:lvl>
+    <w:lvl w:ilvl="3">
+      <w:numFmt w:val="bullet"/>
+      <w:lvlText w:val=""/>
+      <w:lvlJc w:val="left"/>
+      <w:pPr>
+        <w:ind w:left="2880" w:hanging="360"/>
+      </w:pPr>
+      <w:rPr>
+        <w:rFonts w:ascii="Symbol" w:hAnsi="Symbol" w:cs="Symbol" w:hint="default"/>
+      </w:rPr>
+    </w:lvl>
+    <w:lvl w:ilvl="4">
+      <w:numFmt w:val="bullet"/>
+      <w:lvlText w:val="o"/>
+      <w:lvlJc w:val="left"/>
+      <w:pPr>
+        <w:ind w:left="3600" w:hanging="360"/>
+      </w:pPr>
+      <w:rPr>
+        <w:rFonts w:ascii="Courier New" w:hAnsi="Courier New" w:cs="Courier New" w:hint="default"/>
+      </w:rPr>
+    </w:lvl>
+    <w:lvl w:ilvl="5">
+      <w:numFmt w:val="bullet"/>
+      <w:lvlText w:val=""/>
+      <w:lvlJc w:val="left"/>
+      <w:pPr>
+        <w:ind w:left="4320" w:hanging="360"/>
+      </w:pPr>
+      <w:rPr>
+        <w:rFonts w:ascii="Wingdings" w:hAnsi="Wingdings" w:cs="Wingdings" w:hint="default"/>
+      </w:rPr>
+    </w:lvl>
+    <w:lvl w:ilvl="6">
+      <w:numFmt w:val="bullet"/>
+      <w:lvlText w:val=""/>
+      <w:lvlJc w:val="left"/>
+      <w:pPr>
+        <w:ind w:left="5040" w:hanging="360"/>
+      </w:pPr>
+      <w:rPr>
+        <w:rFonts w:ascii="Symbol" w:hAnsi="Symbol" w:cs="Symbol" w:hint="default"/>
+      </w:rPr>
+    </w:lvl>
+    <w:lvl w:ilvl="7">
+      <w:numFmt w:val="bullet"/>
+      <w:lvlText w:val="o"/>
+      <w:lvlJc w:val="left"/>
+      <w:pPr>
+        <w:ind w:left="5760" w:hanging="360"/>
+      </w:pPr>
+      <w:rPr>
+        <w:rFonts w:ascii="Courier New" w:hAnsi="Courier New" w:cs="Courier New" w:hint="default"/>
+      </w:rPr>
+    </w:lvl>
+    <w:lvl w:ilvl="8">
+      <w:numFmt w:val="bullet"/>
+      <w:lvlText w:val=""/>
+      <w:lvlJc w:val="left"/>
+      <w:pPr>
+        <w:ind w:left="6480" w:hanging="360"/>
+      </w:pPr>
+      <w:rPr>
+        <w:rFonts w:ascii="Wingdings" w:hAnsi="Wingdings" w:cs="Wingdings" w:hint="default"/>
+      </w:rPr>
+    </w:lvl>
+  </w:abstractNum>
   <w:num w:numId="1000">
     <w:abstractNumId w:val="990"/>
   </w:num>
@@ -1717,6 +2083,9 @@
     <w:lvlOverride w:ilvl="8">
       <w:startOverride w:val="11"/>
     </w:lvlOverride>
+  </w:num>
+  <w:num w:numId="1006">
+    <w:abstractNumId w:val="991"/>
   </w:num>
 </w:numbering>
 </file>

--- a/homework/hw-04.docx
+++ b/homework/hw-04.docx
@@ -842,205 +842,17 @@
       </w:r>
     </w:p>
     <w:bookmarkEnd w:id="23"/>
-    <w:bookmarkStart w:id="24" w:name="X7bbfbe557c2dce6bb4675691f0a74902331a0c2"/>
+    <w:bookmarkStart w:id="25" w:name="part-5-r4ds-exercises-required"/>
     <w:p>
       <w:pPr>
         <w:pStyle w:val="Heading2"/>
       </w:pPr>
       <w:r>
-        <w:t xml:space="preserve">Part 5: Real Data — The CLT with Chicago Arrests</w:t>
+        <w:t xml:space="preserve">Part 5: R4DS Exercises (required)</w:t>
       </w:r>
     </w:p>
     <w:p>
       <w:pPr>
-        <w:numPr>
-          <w:ilvl w:val="0"/>
-          <w:numId w:val="1005"/>
-        </w:numPr>
-      </w:pPr>
-      <w:r>
-        <w:t xml:space="preserve">Load the course anchor data and compute the overall arrest proportion — treat these 30,000 incidents as your</w:t>
-      </w:r>
-      <w:r>
-        <w:t xml:space="preserve"> </w:t>
-      </w:r>
-      <w:r>
-        <w:rPr>
-          <w:i/>
-          <w:iCs/>
-        </w:rPr>
-        <w:t xml:space="preserve">population</w:t>
-      </w:r>
-      <w:r>
-        <w:t xml:space="preserve">:</w:t>
-      </w:r>
-    </w:p>
-    <w:p>
-      <w:pPr>
-        <w:pStyle w:val="SourceCode"/>
-        <w:numPr>
-          <w:ilvl w:val="0"/>
-          <w:numId w:val="1000"/>
-        </w:numPr>
-      </w:pPr>
-      <w:r>
-        <w:rPr>
-          <w:rStyle w:val="NormalTok"/>
-        </w:rPr>
-        <w:t xml:space="preserve">crimes </w:t>
-      </w:r>
-      <w:r>
-        <w:rPr>
-          <w:rStyle w:val="OtherTok"/>
-        </w:rPr>
-        <w:t xml:space="preserve">&lt;-</w:t>
-      </w:r>
-      <w:r>
-        <w:rPr>
-          <w:rStyle w:val="NormalTok"/>
-        </w:rPr>
-        <w:t xml:space="preserve"> </w:t>
-      </w:r>
-      <w:r>
-        <w:rPr>
-          <w:rStyle w:val="FunctionTok"/>
-        </w:rPr>
-        <w:t xml:space="preserve">read_csv</w:t>
-      </w:r>
-      <w:r>
-        <w:rPr>
-          <w:rStyle w:val="NormalTok"/>
-        </w:rPr>
-        <w:t xml:space="preserve">(</w:t>
-      </w:r>
-      <w:r>
-        <w:rPr>
-          <w:rStyle w:val="StringTok"/>
-        </w:rPr>
-        <w:t xml:space="preserve">"https://smourtgos.github.io/crju705/data/chicago-crimes-2025.csv"</w:t>
-      </w:r>
-      <w:r>
-        <w:rPr>
-          <w:rStyle w:val="NormalTok"/>
-        </w:rPr>
-        <w:t xml:space="preserve">)</w:t>
-      </w:r>
-      <w:r>
-        <w:br/>
-      </w:r>
-      <w:r>
-        <w:rPr>
-          <w:rStyle w:val="FunctionTok"/>
-        </w:rPr>
-        <w:t xml:space="preserve">mean</w:t>
-      </w:r>
-      <w:r>
-        <w:rPr>
-          <w:rStyle w:val="NormalTok"/>
-        </w:rPr>
-        <w:t xml:space="preserve">(crimes</w:t>
-      </w:r>
-      <w:r>
-        <w:rPr>
-          <w:rStyle w:val="SpecialCharTok"/>
-        </w:rPr>
-        <w:t xml:space="preserve">$</w:t>
-      </w:r>
-      <w:r>
-        <w:rPr>
-          <w:rStyle w:val="NormalTok"/>
-        </w:rPr>
-        <w:t xml:space="preserve">arrest)</w:t>
-      </w:r>
-    </w:p>
-    <w:p>
-      <w:pPr>
-        <w:numPr>
-          <w:ilvl w:val="0"/>
-          <w:numId w:val="1005"/>
-        </w:numPr>
-      </w:pPr>
-      <w:r>
-        <w:t xml:space="preserve">Simulate an analyst who can only pull</w:t>
-      </w:r>
-      <w:r>
-        <w:t xml:space="preserve"> </w:t>
-      </w:r>
-      <w:r>
-        <w:rPr>
-          <w:b/>
-          <w:bCs/>
-        </w:rPr>
-        <w:t xml:space="preserve">100 case files at a time</w:t>
-      </w:r>
-      <w:r>
-        <w:t xml:space="preserve">: draw 500 samples of 100 incidents each, computing the proportion arrested in each sample. Make a histogram of the 500 proportions.</w:t>
-      </w:r>
-    </w:p>
-    <w:p>
-      <w:pPr>
-        <w:numPr>
-          <w:ilvl w:val="0"/>
-          <w:numId w:val="1005"/>
-        </w:numPr>
-      </w:pPr>
-      <w:r>
-        <w:rPr>
-          <w:b/>
-          <w:bCs/>
-        </w:rPr>
-        <w:t xml:space="preserve">Interpretation (in a comment):</w:t>
-      </w:r>
-      <w:r>
-        <w:t xml:space="preserve"> </w:t>
-      </w:r>
-      <w:r>
-        <w:t xml:space="preserve">each individual incident’s</w:t>
-      </w:r>
-      <w:r>
-        <w:t xml:space="preserve"> </w:t>
-      </w:r>
-      <w:r>
-        <w:rPr>
-          <w:rStyle w:val="VerbatimChar"/>
-        </w:rPr>
-        <w:t xml:space="preserve">arrest</w:t>
-      </w:r>
-      <w:r>
-        <w:t xml:space="preserve"> </w:t>
-      </w:r>
-      <w:r>
-        <w:t xml:space="preserve">value is just TRUE or FALSE — about as non-normal as data can be. What shape does your histogram of</w:t>
-      </w:r>
-      <w:r>
-        <w:t xml:space="preserve"> </w:t>
-      </w:r>
-      <w:r>
-        <w:rPr>
-          <w:i/>
-          <w:iCs/>
-        </w:rPr>
-        <w:t xml:space="preserve">sample proportions</w:t>
-      </w:r>
-      <w:r>
-        <w:t xml:space="preserve"> </w:t>
-      </w:r>
-      <w:r>
-        <w:t xml:space="preserve">have, and what theorem from Session 4 explains that?</w:t>
-      </w:r>
-    </w:p>
-    <w:bookmarkEnd w:id="24"/>
-    <w:bookmarkStart w:id="27" w:name="part-6-r4ds-exercises-required"/>
-    <w:p>
-      <w:pPr>
-        <w:pStyle w:val="Heading2"/>
-      </w:pPr>
-      <w:r>
-        <w:t xml:space="preserve">Part 6: R4DS Exercises (required)</w:t>
-      </w:r>
-    </w:p>
-    <w:p>
-      <w:pPr>
         <w:pStyle w:val="FirstParagraph"/>
       </w:pPr>
       <w:r>
@@ -1049,50 +861,33 @@
       <w:r>
         <w:t xml:space="preserve"> </w:t>
       </w:r>
-      <w:hyperlink r:id="rId25">
+      <w:hyperlink r:id="rId24">
         <w:r>
           <w:rPr>
             <w:rStyle w:val="Hyperlink"/>
             <w:b/>
             <w:bCs/>
           </w:rPr>
-          <w:t xml:space="preserve">Ch. 7</w:t>
+          <w:t xml:space="preserve">Ch. 10, Exploratory data analysis</w:t>
         </w:r>
       </w:hyperlink>
       <w:r>
-        <w:t xml:space="preserve"> </w:t>
-      </w:r>
-      <w:r>
-        <w:t xml:space="preserve">and</w:t>
-      </w:r>
-      <w:r>
-        <w:t xml:space="preserve"> </w:t>
-      </w:r>
-      <w:hyperlink r:id="rId26">
-        <w:r>
-          <w:rPr>
-            <w:rStyle w:val="Hyperlink"/>
-            <w:b/>
-            <w:bCs/>
-          </w:rPr>
-          <w:t xml:space="preserve">Ch. 8</w:t>
-        </w:r>
-      </w:hyperlink>
-      <w:r>
-        <w:t xml:space="preserve">. All of these are from</w:t>
-      </w:r>
-      <w:r>
-        <w:t xml:space="preserve"> </w:t>
-      </w:r>
-      <w:r>
-        <w:rPr>
-          <w:b/>
-          <w:bCs/>
-        </w:rPr>
-        <w:t xml:space="preserve">7.2.4</w:t>
-      </w:r>
-      <w:r>
-        <w:t xml:space="preserve">, and every one is a problem you will actually hit with real data.</w:t>
+        <w:t xml:space="preserve">. No new packages: the</w:t>
+      </w:r>
+      <w:r>
+        <w:t xml:space="preserve"> </w:t>
+      </w:r>
+      <w:r>
+        <w:rPr>
+          <w:rStyle w:val="VerbatimChar"/>
+        </w:rPr>
+        <w:t xml:space="preserve">diamonds</w:t>
+      </w:r>
+      <w:r>
+        <w:t xml:space="preserve"> </w:t>
+      </w:r>
+      <w:r>
+        <w:t xml:space="preserve">data ships with ggplot2, which the tidyverse already loaded for you.</w:t>
       </w:r>
     </w:p>
     <w:p>
@@ -1165,7 +960,7 @@
         <w:pStyle w:val="Compact"/>
         <w:numPr>
           <w:ilvl w:val="0"/>
-          <w:numId w:val="1006"/>
+          <w:numId w:val="1005"/>
         </w:numPr>
       </w:pPr>
       <w:r>
@@ -1173,13 +968,13 @@
           <w:b/>
           <w:bCs/>
         </w:rPr>
-        <w:t xml:space="preserve">7.2.4</w:t>
-      </w:r>
-      <w:r>
-        <w:t xml:space="preserve"> </w:t>
-      </w:r>
-      <w:r>
-        <w:t xml:space="preserve">#1 — what reads a</w:t>
+        <w:t xml:space="preserve">10.3.3</w:t>
+      </w:r>
+      <w:r>
+        <w:t xml:space="preserve"> </w:t>
+      </w:r>
+      <w:r>
+        <w:t xml:space="preserve">#1 — explore the distributions of</w:t>
       </w:r>
       <w:r>
         <w:t xml:space="preserve"> </w:t>
@@ -1188,10 +983,49 @@
         <w:rPr>
           <w:rStyle w:val="VerbatimChar"/>
         </w:rPr>
-        <w:t xml:space="preserve">|</w:t>
-      </w:r>
-      <w:r>
-        <w:t xml:space="preserve">-separated file?</w:t>
+        <w:t xml:space="preserve">x</w:t>
+      </w:r>
+      <w:r>
+        <w:t xml:space="preserve">,</w:t>
+      </w:r>
+      <w:r>
+        <w:t xml:space="preserve"> </w:t>
+      </w:r>
+      <w:r>
+        <w:rPr>
+          <w:rStyle w:val="VerbatimChar"/>
+        </w:rPr>
+        <w:t xml:space="preserve">y</w:t>
+      </w:r>
+      <w:r>
+        <w:t xml:space="preserve">, and</w:t>
+      </w:r>
+      <w:r>
+        <w:t xml:space="preserve"> </w:t>
+      </w:r>
+      <w:r>
+        <w:rPr>
+          <w:rStyle w:val="VerbatimChar"/>
+        </w:rPr>
+        <w:t xml:space="preserve">z</w:t>
+      </w:r>
+      <w:r>
+        <w:t xml:space="preserve"> </w:t>
+      </w:r>
+      <w:r>
+        <w:t xml:space="preserve">in</w:t>
+      </w:r>
+      <w:r>
+        <w:t xml:space="preserve"> </w:t>
+      </w:r>
+      <w:r>
+        <w:rPr>
+          <w:rStyle w:val="VerbatimChar"/>
+        </w:rPr>
+        <w:t xml:space="preserve">diamonds</w:t>
+      </w:r>
+      <w:r>
+        <w:t xml:space="preserve">, and work out which is length, which is width, which is depth</w:t>
       </w:r>
     </w:p>
     <w:p>
@@ -1199,7 +1033,7 @@
         <w:pStyle w:val="Compact"/>
         <w:numPr>
           <w:ilvl w:val="0"/>
-          <w:numId w:val="1006"/>
+          <w:numId w:val="1005"/>
         </w:numPr>
       </w:pPr>
       <w:r>
@@ -1207,13 +1041,13 @@
           <w:b/>
           <w:bCs/>
         </w:rPr>
-        <w:t xml:space="preserve">7.2.4</w:t>
-      </w:r>
-      <w:r>
-        <w:t xml:space="preserve"> </w:t>
-      </w:r>
-      <w:r>
-        <w:t xml:space="preserve">#4 — strings quoted with</w:t>
+        <w:t xml:space="preserve">10.3.3</w:t>
+      </w:r>
+      <w:r>
+        <w:t xml:space="preserve"> </w:t>
+      </w:r>
+      <w:r>
+        <w:t xml:space="preserve">#2 — explore the distribution of</w:t>
       </w:r>
       <w:r>
         <w:t xml:space="preserve"> </w:t>
@@ -1222,13 +1056,10 @@
         <w:rPr>
           <w:rStyle w:val="VerbatimChar"/>
         </w:rPr>
-        <w:t xml:space="preserve">'</w:t>
-      </w:r>
-      <w:r>
-        <w:t xml:space="preserve"> </w:t>
-      </w:r>
-      <w:r>
-        <w:t xml:space="preserve">instead of</w:t>
+        <w:t xml:space="preserve">price</w:t>
+      </w:r>
+      <w:r>
+        <w:t xml:space="preserve">. Try a wide range of</w:t>
       </w:r>
       <w:r>
         <w:t xml:space="preserve"> </w:t>
@@ -1237,7 +1068,13 @@
         <w:rPr>
           <w:rStyle w:val="VerbatimChar"/>
         </w:rPr>
-        <w:t xml:space="preserve">"</w:t>
+        <w:t xml:space="preserve">binwidth</w:t>
+      </w:r>
+      <w:r>
+        <w:t xml:space="preserve"> </w:t>
+      </w:r>
+      <w:r>
+        <w:t xml:space="preserve">values before you answer; this is the same lesson as Week 2, on data that hides something</w:t>
       </w:r>
     </w:p>
     <w:p>
@@ -1245,7 +1082,7 @@
         <w:pStyle w:val="Compact"/>
         <w:numPr>
           <w:ilvl w:val="0"/>
-          <w:numId w:val="1006"/>
+          <w:numId w:val="1005"/>
         </w:numPr>
       </w:pPr>
       <w:r>
@@ -1253,13 +1090,13 @@
           <w:b/>
           <w:bCs/>
         </w:rPr>
-        <w:t xml:space="preserve">7.2.4</w:t>
-      </w:r>
-      <w:r>
-        <w:t xml:space="preserve"> </w:t>
-      </w:r>
-      <w:r>
-        <w:t xml:space="preserve">#5 — five broken inline CSVs; say what goes wrong in each (the single most useful import exercise in the book)</w:t>
+        <w:t xml:space="preserve">10.3.3</w:t>
+      </w:r>
+      <w:r>
+        <w:t xml:space="preserve"> </w:t>
+      </w:r>
+      <w:r>
+        <w:t xml:space="preserve">#3 — how many diamonds are 0.99 carat, and how many are 1 carat? Why the difference?</w:t>
       </w:r>
     </w:p>
     <w:p>
@@ -1267,7 +1104,7 @@
         <w:pStyle w:val="Compact"/>
         <w:numPr>
           <w:ilvl w:val="0"/>
-          <w:numId w:val="1006"/>
+          <w:numId w:val="1005"/>
         </w:numPr>
       </w:pPr>
       <w:r>
@@ -1275,13 +1112,55 @@
           <w:b/>
           <w:bCs/>
         </w:rPr>
-        <w:t xml:space="preserve">7.2.4</w:t>
-      </w:r>
-      <w:r>
-        <w:t xml:space="preserve"> </w:t>
-      </w:r>
-      <w:r>
-        <w:t xml:space="preserve">#6 — column names R hates, and how to rename them</w:t>
+        <w:t xml:space="preserve">10.4.1</w:t>
+      </w:r>
+      <w:r>
+        <w:t xml:space="preserve"> </w:t>
+      </w:r>
+      <w:r>
+        <w:t xml:space="preserve">#2 — what does</w:t>
+      </w:r>
+      <w:r>
+        <w:t xml:space="preserve"> </w:t>
+      </w:r>
+      <w:r>
+        <w:rPr>
+          <w:rStyle w:val="VerbatimChar"/>
+        </w:rPr>
+        <w:t xml:space="preserve">na.rm = TRUE</w:t>
+      </w:r>
+      <w:r>
+        <w:t xml:space="preserve"> </w:t>
+      </w:r>
+      <w:r>
+        <w:t xml:space="preserve">do in</w:t>
+      </w:r>
+      <w:r>
+        <w:t xml:space="preserve"> </w:t>
+      </w:r>
+      <w:r>
+        <w:rPr>
+          <w:rStyle w:val="VerbatimChar"/>
+        </w:rPr>
+        <w:t xml:space="preserve">mean()</w:t>
+      </w:r>
+      <w:r>
+        <w:t xml:space="preserve"> </w:t>
+      </w:r>
+      <w:r>
+        <w:t xml:space="preserve">and</w:t>
+      </w:r>
+      <w:r>
+        <w:t xml:space="preserve"> </w:t>
+      </w:r>
+      <w:r>
+        <w:rPr>
+          <w:rStyle w:val="VerbatimChar"/>
+        </w:rPr>
+        <w:t xml:space="preserve">sum()</w:t>
+      </w:r>
+      <w:r>
+        <w:t xml:space="preserve">?</w:t>
       </w:r>
     </w:p>
     <w:p>
@@ -1289,10 +1168,10 @@
         <w:pStyle w:val="FirstParagraph"/>
       </w:pPr>
       <w:r>
-        <w:t xml:space="preserve">Ch. 8 has no exercises. Its payoff is the reprex habit — read it before you email me a bug.</w:t>
+        <w:t xml:space="preserve">Chapter 10 has more exercises than these. Skip them; some need packages we have not installed. These four are the ones worth your time.</w:t>
       </w:r>
     </w:p>
-    <w:bookmarkEnd w:id="27"/>
+    <w:bookmarkEnd w:id="25"/>
     <w:sectPr>
       <w:footnotePr>
         <w:numRestart w:val="eachSect"/>
@@ -1743,91 +1622,6 @@
       </w:pPr>
     </w:lvl>
   </w:abstractNum>
-  <w:abstractNum w:abstractNumId="994111">
-    <w:nsid w:val="0A994111"/>
-    <w:multiLevelType w:val="multilevel"/>
-    <w:lvl w:ilvl="0">
-      <w:start w:val="11"/>
-      <w:numFmt w:val="decimal"/>
-      <w:lvlText w:val="%1."/>
-      <w:lvlJc w:val="left"/>
-      <w:pPr>
-        <w:ind w:left="720" w:hanging="360"/>
-      </w:pPr>
-    </w:lvl>
-    <w:lvl w:ilvl="1">
-      <w:start w:val="11"/>
-      <w:numFmt w:val="decimal"/>
-      <w:lvlText w:val="%2."/>
-      <w:lvlJc w:val="left"/>
-      <w:pPr>
-        <w:ind w:left="1440" w:hanging="360"/>
-      </w:pPr>
-    </w:lvl>
-    <w:lvl w:ilvl="2">
-      <w:start w:val="11"/>
-      <w:numFmt w:val="decimal"/>
-      <w:lvlText w:val="%3."/>
-      <w:lvlJc w:val="left"/>
-      <w:pPr>
-        <w:ind w:left="2160" w:hanging="360"/>
-      </w:pPr>
-    </w:lvl>
-    <w:lvl w:ilvl="3">
-      <w:start w:val="11"/>
-      <w:numFmt w:val="decimal"/>
-      <w:lvlText w:val="%4."/>
-      <w:lvlJc w:val="left"/>
-      <w:pPr>
-        <w:ind w:left="2880" w:hanging="360"/>
-      </w:pPr>
-    </w:lvl>
-    <w:lvl w:ilvl="4">
-      <w:start w:val="11"/>
-      <w:numFmt w:val="decimal"/>
-      <w:lvlText w:val="%5."/>
-      <w:lvlJc w:val="left"/>
-      <w:pPr>
-        <w:ind w:left="3600" w:hanging="360"/>
-      </w:pPr>
-    </w:lvl>
-    <w:lvl w:ilvl="5">
-      <w:start w:val="11"/>
-      <w:numFmt w:val="decimal"/>
-      <w:lvlText w:val="%6."/>
-      <w:lvlJc w:val="left"/>
-      <w:pPr>
-        <w:ind w:left="4320" w:hanging="360"/>
-      </w:pPr>
-    </w:lvl>
-    <w:lvl w:ilvl="6">
-      <w:start w:val="11"/>
-      <w:numFmt w:val="decimal"/>
-      <w:lvlText w:val="%7."/>
-      <w:lvlJc w:val="left"/>
-      <w:pPr>
-        <w:ind w:left="5040" w:hanging="360"/>
-      </w:pPr>
-    </w:lvl>
-    <w:lvl w:ilvl="7">
-      <w:start w:val="11"/>
-      <w:numFmt w:val="decimal"/>
-      <w:lvlText w:val="%8."/>
-      <w:lvlJc w:val="left"/>
-      <w:pPr>
-        <w:ind w:left="5760" w:hanging="360"/>
-      </w:pPr>
-    </w:lvl>
-    <w:lvl w:ilvl="8">
-      <w:start w:val="11"/>
-      <w:numFmt w:val="decimal"/>
-      <w:lvlText w:val="%9."/>
-      <w:lvlJc w:val="left"/>
-      <w:pPr>
-        <w:ind w:left="6480" w:hanging="360"/>
-      </w:pPr>
-    </w:lvl>
-  </w:abstractNum>
   <w:abstractNum w:abstractNumId="991">
     <w:nsid w:val="0000A991"/>
     <w:multiLevelType w:val="multilevel"/>
@@ -2055,36 +1849,6 @@
     </w:lvlOverride>
   </w:num>
   <w:num w:numId="1005">
-    <w:abstractNumId w:val="994111"/>
-    <w:lvlOverride w:ilvl="0">
-      <w:startOverride w:val="11"/>
-    </w:lvlOverride>
-    <w:lvlOverride w:ilvl="1">
-      <w:startOverride w:val="11"/>
-    </w:lvlOverride>
-    <w:lvlOverride w:ilvl="2">
-      <w:startOverride w:val="11"/>
-    </w:lvlOverride>
-    <w:lvlOverride w:ilvl="3">
-      <w:startOverride w:val="11"/>
-    </w:lvlOverride>
-    <w:lvlOverride w:ilvl="4">
-      <w:startOverride w:val="11"/>
-    </w:lvlOverride>
-    <w:lvlOverride w:ilvl="5">
-      <w:startOverride w:val="11"/>
-    </w:lvlOverride>
-    <w:lvlOverride w:ilvl="6">
-      <w:startOverride w:val="11"/>
-    </w:lvlOverride>
-    <w:lvlOverride w:ilvl="7">
-      <w:startOverride w:val="11"/>
-    </w:lvlOverride>
-    <w:lvlOverride w:ilvl="8">
-      <w:startOverride w:val="11"/>
-    </w:lvlOverride>
-  </w:num>
-  <w:num w:numId="1006">
     <w:abstractNumId w:val="991"/>
   </w:num>
 </w:numbering>
